--- a/R_Ignite_2026_Session2_REVISED_Participant_Lab.docx
+++ b/R_Ignite_2026_Session2_REVISED_Participant_Lab.docx
@@ -1,6 +1,6 @@
 
 <file path=word/document.xml><?xml version="1.0" encoding="utf-8"?>
-<w:document xmlns:wpc="http://schemas.microsoft.com/office/word/2010/wordprocessingCanvas" xmlns:cx="http://schemas.microsoft.com/office/drawing/2014/chartex" xmlns:cx1="http://schemas.microsoft.com/office/drawing/2015/9/8/chartex" xmlns:cx2="http://schemas.microsoft.com/office/drawing/2015/10/21/chartex" xmlns:cx3="http://schemas.microsoft.com/office/drawing/2016/5/9/chartex" xmlns:cx4="http://schemas.microsoft.com/office/drawing/2016/5/10/chartex" xmlns:cx5="http://schemas.microsoft.com/office/drawing/2016/5/11/chartex" xmlns:cx6="http://schemas.microsoft.com/office/drawing/2016/5/12/chartex" xmlns:cx7="http://schemas.microsoft.com/office/drawing/2016/5/13/chartex" xmlns:cx8="http://schemas.microsoft.com/office/drawing/2016/5/14/chartex" xmlns:mc="http://schemas.openxmlformats.org/markup-compatibility/2006" xmlns:aink="http://schemas.microsoft.com/office/drawing/2016/ink" xmlns:am3d="http://schemas.microsoft.com/office/drawing/2017/model3d" xmlns:o="urn:schemas-microsoft-com:office:office" xmlns:oel="http://schemas.microsoft.com/office/2019/extlst" xmlns:r="http://schemas.openxmlformats.org/officeDocument/2006/relationships" xmlns:m="http://schemas.openxmlformats.org/officeDocument/2006/math" xmlns:v="urn:schemas-microsoft-com:vml" xmlns:wp14="http://schemas.microsoft.com/office/word/2010/wordprocessingDrawing" xmlns:wp="http://schemas.openxmlformats.org/drawingml/2006/wordprocessingDrawing" xmlns:w10="urn:schemas-microsoft-com:office:word" xmlns:w="http://schemas.openxmlformats.org/wordprocessingml/2006/main" xmlns:w14="http://schemas.microsoft.com/office/word/2010/wordml" xmlns:w15="http://schemas.microsoft.com/office/word/2012/wordml" xmlns:w16cex="http://schemas.microsoft.com/office/word/2018/wordml/cex" xmlns:w16cid="http://schemas.microsoft.com/office/word/2016/wordml/cid" xmlns:w16="http://schemas.microsoft.com/office/word/2018/wordml" xmlns:w16du="http://schemas.microsoft.com/office/word/2023/wordml/word16du" xmlns:w16sdtdh="http://schemas.microsoft.com/office/word/2020/wordml/sdtdatahash" xmlns:w16sdtfl="http://schemas.microsoft.com/office/word/2024/wordml/sdtformatlock" xmlns:w16se="http://schemas.microsoft.com/office/word/2015/wordml/symex" xmlns:wpg="http://schemas.microsoft.com/office/word/2010/wordprocessingGroup" xmlns:wpi="http://schemas.microsoft.com/office/word/2010/wordprocessingInk" xmlns:wne="http://schemas.microsoft.com/office/word/2006/wordml" xmlns:wps="http://schemas.microsoft.com/office/word/2010/wordprocessingShape" mc:Ignorable="w14 w15 w16se w16cid w16 w16cex w16sdtdh w16sdtfl w16du wp14">
+<w:document xmlns:wpc="http://schemas.microsoft.com/office/word/2010/wordprocessingCanvas" xmlns:mc="http://schemas.openxmlformats.org/markup-compatibility/2006" xmlns:o="urn:schemas-microsoft-com:office:office" xmlns:r="http://schemas.openxmlformats.org/officeDocument/2006/relationships" xmlns:m="http://schemas.openxmlformats.org/officeDocument/2006/math" xmlns:v="urn:schemas-microsoft-com:vml" xmlns:wp14="http://schemas.microsoft.com/office/word/2010/wordprocessingDrawing" xmlns:wp="http://schemas.openxmlformats.org/drawingml/2006/wordprocessingDrawing" xmlns:w10="urn:schemas-microsoft-com:office:word" xmlns:w="http://schemas.openxmlformats.org/wordprocessingml/2006/main" xmlns:w14="http://schemas.microsoft.com/office/word/2010/wordml" xmlns:w15="http://schemas.microsoft.com/office/word/2012/wordml" xmlns:w16se="http://schemas.microsoft.com/office/word/2015/wordml/symex" xmlns:w16cid="http://schemas.microsoft.com/office/word/2016/wordml/cid" xmlns:w16="http://schemas.microsoft.com/office/word/2018/wordml" xmlns:w16cex="http://schemas.microsoft.com/office/word/2018/wordml/cex" xmlns:w16sdtdh="http://schemas.microsoft.com/office/word/2020/wordml/sdtdatahash" xmlns:wne="http://schemas.microsoft.com/office/word/2006/wordml" xmlns:wpg="http://schemas.microsoft.com/office/word/2010/wordprocessingGroup" xmlns:wps="http://schemas.microsoft.com/office/word/2010/wordprocessingShape" mc:Ignorable="w14 w15 w16se w16cid w16 w16cex w16sdtdh wp14">
   <w:body>
     <w:p>
       <w:pPr>
@@ -8,10 +8,12 @@
       </w:pPr>
       <w:r>
         <w:rPr>
-          <w:rFonts w:ascii="Aptos Display" w:hAnsi="Aptos Display"/>
+          <w:rFonts w:ascii="Aptos Display" w:hAnsi="Aptos Display" w:eastAsia="ＭＳ 明朝" w:cs="Aptos Display" w:eastAsiaTheme="minorEastAsia" w:csTheme="minorBidi"/>
           <w:b/>
+          <w:bCs/>
           <w:color w:val="142B44"/>
           <w:sz w:val="48"/>
+          <w:szCs w:val="22"/>
         </w:rPr>
         <w:t>R Ignite 2026 - Session 2</w:t>
       </w:r>
@@ -26,8 +28,10 @@
       </w:pPr>
       <w:r>
         <w:rPr>
+          <w:rFonts w:ascii="Aptos" w:hAnsi="Aptos" w:eastAsia="ＭＳ 明朝" w:cs="Aptos" w:eastAsiaTheme="minorEastAsia" w:csTheme="minorBidi"/>
           <w:color w:val="007E8C"/>
           <w:sz w:val="24"/>
+          <w:szCs w:val="22"/>
         </w:rPr>
         <w:t>Revised Participant Lab | Real NHANES Health Data</w:t>
       </w:r>
@@ -38,17 +42,25 @@
       </w:pPr>
     </w:p>
     <w:p>
-      <w:r>
-        <w:t>Name: ______________________________</w:t>
-      </w:r>
-      <w:r>
-        <w:t>___________</w:t>
-      </w:r>
-      <w:r>
-        <w:t>_</w:t>
-      </w:r>
-      <w:r>
-        <w:t>_________________</w:t>
+      <w:pPr>
+        <w:spacing w:after="200" w:line="276" w:lineRule="auto"/>
+      </w:pPr>
+      <w:r>
+        <w:rPr>
+          <w:rFonts w:ascii="Aptos" w:hAnsi="Aptos" w:eastAsia="ＭＳ 明朝" w:cs="Aptos" w:eastAsiaTheme="minorEastAsia" w:csTheme="minorBidi"/>
+          <w:sz w:val="21"/>
+          <w:szCs w:val="22"/>
+        </w:rPr>
+        <w:t xml:space="preserve">Name: </w:t>
+      </w:r>
+      <w:r>
+        <w:rPr>
+          <w:rFonts w:ascii="Aptos" w:hAnsi="Aptos" w:eastAsia="ＭＳ 明朝" w:cs="Aptos" w:eastAsiaTheme="minorEastAsia" w:csTheme="minorBidi"/>
+          <w:sz w:val="21"/>
+          <w:szCs w:val="22"/>
+          <w:u w:val="single"/>
+        </w:rPr>
+        <w:t>Ben</w:t>
       </w:r>
     </w:p>
     <w:p>
@@ -56,11 +68,27 @@
         <w:pStyle w:val="Heading1"/>
       </w:pPr>
       <w:r>
+        <w:rPr>
+          <w:rFonts w:ascii="Calibri" w:hAnsi="Calibri" w:eastAsia="ＭＳ ゴシック" w:cs="Calibri" w:asciiTheme="majorHAnsi" w:hAnsiTheme="majorHAnsi" w:eastAsiaTheme="majorEastAsia" w:csTheme="majorBidi"/>
+          <w:b/>
+          <w:bCs/>
+          <w:color w:val="142B44"/>
+          <w:sz w:val="34"/>
+          <w:szCs w:val="28"/>
+        </w:rPr>
         <w:t>Learning workflow</w:t>
       </w:r>
     </w:p>
     <w:p>
-      <w:r>
+      <w:pPr>
+        <w:spacing w:after="200" w:line="276" w:lineRule="auto"/>
+      </w:pPr>
+      <w:r>
+        <w:rPr>
+          <w:rFonts w:ascii="Aptos" w:hAnsi="Aptos" w:eastAsia="ＭＳ 明朝" w:cs="Aptos" w:eastAsiaTheme="minorEastAsia" w:csTheme="minorBidi"/>
+          <w:sz w:val="21"/>
+          <w:szCs w:val="22"/>
+        </w:rPr>
         <w:t>Import -&gt; inspect -&gt; clean -&gt; describe -&gt; visualize -&gt; test -&gt; model -&gt; interpret.</w:t>
       </w:r>
     </w:p>
@@ -69,53 +97,111 @@
         <w:pStyle w:val="Heading1"/>
       </w:pPr>
       <w:r>
+        <w:rPr>
+          <w:rFonts w:ascii="Calibri" w:hAnsi="Calibri" w:eastAsia="ＭＳ ゴシック" w:cs="Calibri" w:asciiTheme="majorHAnsi" w:hAnsiTheme="majorHAnsi" w:eastAsiaTheme="majorEastAsia" w:csTheme="majorBidi"/>
+          <w:b/>
+          <w:bCs/>
+          <w:color w:val="142B44"/>
+          <w:sz w:val="34"/>
+          <w:szCs w:val="28"/>
+        </w:rPr>
         <w:t>A. Import from the web</w:t>
       </w:r>
     </w:p>
     <w:p>
+      <w:pPr>
+        <w:spacing w:after="200" w:line="276" w:lineRule="auto"/>
+      </w:pPr>
       <w:r>
         <w:rPr>
-          <w:rFonts w:ascii="Liberation Mono" w:hAnsi="Liberation Mono"/>
+          <w:rFonts w:ascii="Liberation Mono" w:hAnsi="Liberation Mono" w:eastAsia="ＭＳ 明朝" w:cs="Liberation Mono" w:eastAsiaTheme="minorEastAsia" w:csTheme="minorBidi"/>
           <w:sz w:val="18"/>
+          <w:szCs w:val="22"/>
         </w:rPr>
         <w:t>url &lt;- "https://raw.githubusercontent.com/statOmics/PSLSData/main/NHANES.csv"</w:t>
       </w:r>
       <w:r>
+        <w:br w:type="textWrapping"/>
+      </w:r>
+      <w:r>
         <w:rPr>
-          <w:rFonts w:ascii="Liberation Mono" w:hAnsi="Liberation Mono"/>
+          <w:rFonts w:ascii="Liberation Mono" w:hAnsi="Liberation Mono" w:eastAsia="ＭＳ 明朝" w:cs="Liberation Mono" w:eastAsiaTheme="minorEastAsia" w:csTheme="minorBidi"/>
           <w:sz w:val="18"/>
+          <w:szCs w:val="22"/>
         </w:rPr>
-        <w:br/>
         <w:t>NHANES &lt;- read.csv(url)</w:t>
       </w:r>
       <w:r>
+        <w:br w:type="textWrapping"/>
+      </w:r>
+      <w:r>
         <w:rPr>
-          <w:rFonts w:ascii="Liberation Mono" w:hAnsi="Liberation Mono"/>
+          <w:rFonts w:ascii="Liberation Mono" w:hAnsi="Liberation Mono" w:eastAsia="ＭＳ 明朝" w:cs="Liberation Mono" w:eastAsiaTheme="minorEastAsia" w:csTheme="minorBidi"/>
           <w:sz w:val="18"/>
+          <w:szCs w:val="22"/>
         </w:rPr>
-        <w:br/>
         <w:t>dim(NHANES)</w:t>
       </w:r>
       <w:r>
+        <w:br w:type="textWrapping"/>
+      </w:r>
+      <w:r>
         <w:rPr>
-          <w:rFonts w:ascii="Liberation Mono" w:hAnsi="Liberation Mono"/>
+          <w:rFonts w:ascii="Liberation Mono" w:hAnsi="Liberation Mono" w:eastAsia="ＭＳ 明朝" w:cs="Liberation Mono" w:eastAsiaTheme="minorEastAsia" w:csTheme="minorBidi"/>
           <w:sz w:val="18"/>
+          <w:szCs w:val="22"/>
         </w:rPr>
-        <w:br/>
         <w:t>head(NHANES)</w:t>
       </w:r>
       <w:r>
+        <w:br w:type="textWrapping"/>
+      </w:r>
+      <w:r>
         <w:rPr>
-          <w:rFonts w:ascii="Liberation Mono" w:hAnsi="Liberation Mono"/>
+          <w:rFonts w:ascii="Liberation Mono" w:hAnsi="Liberation Mono" w:eastAsia="ＭＳ 明朝" w:cs="Liberation Mono" w:eastAsiaTheme="minorEastAsia" w:csTheme="minorBidi"/>
           <w:sz w:val="18"/>
+          <w:szCs w:val="22"/>
         </w:rPr>
-        <w:br/>
         <w:t>names(NHANES)</w:t>
       </w:r>
     </w:p>
     <w:p>
-      <w:r>
-        <w:t>Raw rows: ________   Raw columns: ________</w:t>
+      <w:pPr>
+        <w:spacing w:after="200" w:line="276" w:lineRule="auto"/>
+      </w:pPr>
+      <w:r>
+        <w:rPr>
+          <w:rFonts w:ascii="Aptos" w:hAnsi="Aptos" w:eastAsia="ＭＳ 明朝" w:cs="Aptos" w:eastAsiaTheme="minorEastAsia" w:csTheme="minorBidi"/>
+          <w:sz w:val="21"/>
+          <w:szCs w:val="22"/>
+        </w:rPr>
+        <w:t xml:space="preserve">Raw rows: </w:t>
+      </w:r>
+      <w:r>
+        <w:rPr>
+          <w:rFonts w:ascii="Aptos" w:hAnsi="Aptos" w:eastAsia="ＭＳ 明朝" w:cs="Aptos" w:eastAsiaTheme="minorEastAsia" w:csTheme="minorBidi"/>
+          <w:sz w:val="21"/>
+          <w:szCs w:val="22"/>
+          <w:u w:val="single"/>
+        </w:rPr>
+        <w:t>10000</w:t>
+      </w:r>
+      <w:r>
+        <w:rPr>
+          <w:rFonts w:ascii="Aptos" w:hAnsi="Aptos" w:eastAsia="ＭＳ 明朝" w:cs="Aptos" w:eastAsiaTheme="minorEastAsia" w:csTheme="minorBidi"/>
+          <w:sz w:val="21"/>
+          <w:szCs w:val="22"/>
+        </w:rPr>
+        <w:t xml:space="preserve">   Raw columns: </w:t>
+      </w:r>
+      <w:r>
+        <w:rPr>
+          <w:rFonts w:ascii="Aptos" w:hAnsi="Aptos" w:eastAsia="ＭＳ 明朝" w:cs="Aptos" w:eastAsiaTheme="minorEastAsia" w:csTheme="minorBidi"/>
+          <w:sz w:val="21"/>
+          <w:szCs w:val="22"/>
+          <w:u w:val="single"/>
+        </w:rPr>
+        <w:t>76</w:t>
       </w:r>
     </w:p>
     <w:p>
@@ -123,53 +209,88 @@
         <w:pStyle w:val="Heading1"/>
       </w:pPr>
       <w:r>
+        <w:rPr>
+          <w:rFonts w:ascii="Calibri" w:hAnsi="Calibri" w:eastAsia="ＭＳ ゴシック" w:cs="Calibri" w:asciiTheme="majorHAnsi" w:hAnsiTheme="majorHAnsi" w:eastAsiaTheme="majorEastAsia" w:csTheme="majorBidi"/>
+          <w:b/>
+          <w:bCs/>
+          <w:color w:val="142B44"/>
+          <w:sz w:val="34"/>
+          <w:szCs w:val="28"/>
+        </w:rPr>
         <w:t>B. Check duplicates and define the adult analytic sample</w:t>
       </w:r>
     </w:p>
     <w:p>
+      <w:pPr>
+        <w:spacing w:after="200" w:line="276" w:lineRule="auto"/>
+      </w:pPr>
       <w:r>
         <w:rPr>
-          <w:rFonts w:ascii="Liberation Mono" w:hAnsi="Liberation Mono"/>
+          <w:rFonts w:ascii="Liberation Mono" w:hAnsi="Liberation Mono" w:eastAsia="ＭＳ 明朝" w:cs="Liberation Mono" w:eastAsiaTheme="minorEastAsia" w:csTheme="minorBidi"/>
           <w:sz w:val="18"/>
+          <w:szCs w:val="22"/>
         </w:rPr>
         <w:t>sum(duplicated(NHANES$ID))</w:t>
       </w:r>
       <w:r>
+        <w:br w:type="textWrapping"/>
+      </w:r>
+      <w:r>
         <w:rPr>
-          <w:rFonts w:ascii="Liberation Mono" w:hAnsi="Liberation Mono"/>
+          <w:rFonts w:ascii="Liberation Mono" w:hAnsi="Liberation Mono" w:eastAsia="ＭＳ 明朝" w:cs="Liberation Mono" w:eastAsiaTheme="minorEastAsia" w:csTheme="minorBidi"/>
           <w:sz w:val="18"/>
+          <w:szCs w:val="22"/>
         </w:rPr>
-        <w:br/>
         <w:t>dat &lt;- NHANES[!duplicated(NHANES$ID), ]</w:t>
       </w:r>
       <w:r>
+        <w:br w:type="textWrapping"/>
+      </w:r>
+      <w:r>
         <w:rPr>
-          <w:rFonts w:ascii="Liberation Mono" w:hAnsi="Liberation Mono"/>
+          <w:rFonts w:ascii="Liberation Mono" w:hAnsi="Liberation Mono" w:eastAsia="ＭＳ 明朝" w:cs="Liberation Mono" w:eastAsiaTheme="minorEastAsia" w:csTheme="minorBidi"/>
           <w:sz w:val="18"/>
+          <w:szCs w:val="22"/>
         </w:rPr>
-        <w:br/>
         <w:t>dat &lt;- subset(dat, Age &gt;= 20)</w:t>
       </w:r>
       <w:r>
+        <w:br w:type="textWrapping"/>
+      </w:r>
+      <w:r>
         <w:rPr>
-          <w:rFonts w:ascii="Liberation Mono" w:hAnsi="Liberation Mono"/>
+          <w:rFonts w:ascii="Liberation Mono" w:hAnsi="Liberation Mono" w:eastAsia="ＭＳ 明朝" w:cs="Liberation Mono" w:eastAsiaTheme="minorEastAsia" w:csTheme="minorBidi"/>
           <w:sz w:val="18"/>
+          <w:szCs w:val="22"/>
         </w:rPr>
-        <w:br/>
         <w:t>dim(dat)</w:t>
       </w:r>
     </w:p>
     <w:p>
-      <w:r>
+      <w:pPr>
+        <w:spacing w:after="200" w:line="276" w:lineRule="auto"/>
+      </w:pPr>
+      <w:r>
+        <w:rPr>
+          <w:rFonts w:ascii="Aptos" w:hAnsi="Aptos" w:eastAsia="ＭＳ 明朝" w:cs="Aptos" w:eastAsiaTheme="minorEastAsia" w:csTheme="minorBidi"/>
+          <w:sz w:val="21"/>
+          <w:szCs w:val="22"/>
+        </w:rPr>
         <w:t xml:space="preserve">Why should repeated IDs be investigated before person-level analysis? </w:t>
       </w:r>
     </w:p>
     <w:p>
-      <w:r>
-        <w:t>____________________</w:t>
-      </w:r>
-      <w:r>
-        <w:t>______________________________________________</w:t>
+      <w:pPr>
+        <w:spacing w:after="200" w:line="276" w:lineRule="auto"/>
+      </w:pPr>
+      <w:r>
+        <w:rPr>
+          <w:rFonts w:ascii="Helvetica" w:cs="Helvetica"/>
+          <w:sz w:val="20"/>
+          <w:szCs w:val="20"/>
+          <w:u w:val="single"/>
+        </w:rPr>
+        <w:t>To identify any duplicated IDs, this is part of the data cleaning process. There are 3221 duplicated records. If two patients have the same ID, it can conflict with the analysis.</w:t>
       </w:r>
     </w:p>
     <w:p>
@@ -177,53 +298,94 @@
         <w:pStyle w:val="Heading1"/>
       </w:pPr>
       <w:r>
+        <w:rPr>
+          <w:rFonts w:ascii="Calibri" w:hAnsi="Calibri" w:eastAsia="ＭＳ ゴシック" w:cs="Calibri" w:asciiTheme="majorHAnsi" w:hAnsiTheme="majorHAnsi" w:eastAsiaTheme="majorEastAsia" w:csTheme="majorBidi"/>
+          <w:b/>
+          <w:bCs/>
+          <w:color w:val="142B44"/>
+          <w:sz w:val="34"/>
+          <w:szCs w:val="28"/>
+        </w:rPr>
         <w:t>C. Missingness and descriptives</w:t>
       </w:r>
     </w:p>
     <w:p>
+      <w:pPr>
+        <w:spacing w:after="200" w:line="276" w:lineRule="auto"/>
+      </w:pPr>
       <w:r>
         <w:rPr>
-          <w:rFonts w:ascii="Liberation Mono" w:hAnsi="Liberation Mono"/>
+          <w:rFonts w:ascii="Liberation Mono" w:hAnsi="Liberation Mono" w:eastAsia="ＭＳ 明朝" w:cs="Liberation Mono" w:eastAsiaTheme="minorEastAsia" w:csTheme="minorBidi"/>
           <w:sz w:val="18"/>
+          <w:szCs w:val="22"/>
         </w:rPr>
         <w:t>vars &lt;- c("BMI","Gender","Diabetes","HealthGen","BPSysAve","Age","PhysActive")</w:t>
       </w:r>
       <w:r>
+        <w:br w:type="textWrapping"/>
+      </w:r>
+      <w:r>
         <w:rPr>
-          <w:rFonts w:ascii="Liberation Mono" w:hAnsi="Liberation Mono"/>
+          <w:rFonts w:ascii="Liberation Mono" w:hAnsi="Liberation Mono" w:eastAsia="ＭＳ 明朝" w:cs="Liberation Mono" w:eastAsiaTheme="minorEastAsia" w:csTheme="minorBidi"/>
           <w:sz w:val="18"/>
+          <w:szCs w:val="22"/>
         </w:rPr>
-        <w:br/>
         <w:t>sapply(dat[vars], function(x) sum(is.na(x)))</w:t>
       </w:r>
       <w:r>
+        <w:br w:type="textWrapping"/>
+      </w:r>
+      <w:r>
         <w:rPr>
-          <w:rFonts w:ascii="Liberation Mono" w:hAnsi="Liberation Mono"/>
+          <w:rFonts w:ascii="Liberation Mono" w:hAnsi="Liberation Mono" w:eastAsia="ＭＳ 明朝" w:cs="Liberation Mono" w:eastAsiaTheme="minorEastAsia" w:csTheme="minorBidi"/>
           <w:sz w:val="18"/>
+          <w:szCs w:val="22"/>
         </w:rPr>
-        <w:br/>
         <w:t>summary(dat$BMI)</w:t>
       </w:r>
       <w:r>
+        <w:br w:type="textWrapping"/>
+      </w:r>
+      <w:r>
         <w:rPr>
-          <w:rFonts w:ascii="Liberation Mono" w:hAnsi="Liberation Mono"/>
+          <w:rFonts w:ascii="Liberation Mono" w:hAnsi="Liberation Mono" w:eastAsia="ＭＳ 明朝" w:cs="Liberation Mono" w:eastAsiaTheme="minorEastAsia" w:csTheme="minorBidi"/>
           <w:sz w:val="18"/>
+          <w:szCs w:val="22"/>
         </w:rPr>
-        <w:br/>
         <w:t>table(dat$Gender)</w:t>
       </w:r>
       <w:r>
+        <w:br w:type="textWrapping"/>
+      </w:r>
+      <w:r>
         <w:rPr>
-          <w:rFonts w:ascii="Liberation Mono" w:hAnsi="Liberation Mono"/>
+          <w:rFonts w:ascii="Liberation Mono" w:hAnsi="Liberation Mono" w:eastAsia="ＭＳ 明朝" w:cs="Liberation Mono" w:eastAsiaTheme="minorEastAsia" w:csTheme="minorBidi"/>
           <w:sz w:val="18"/>
+          <w:szCs w:val="22"/>
         </w:rPr>
-        <w:br/>
         <w:t>prop.table(table(dat$Diabetes))</w:t>
       </w:r>
     </w:p>
     <w:p>
-      <w:r>
-        <w:t>One feature of the sample you notice: ______________________________________________</w:t>
+      <w:pPr>
+        <w:spacing w:after="200" w:line="276" w:lineRule="auto"/>
+      </w:pPr>
+      <w:r>
+        <w:rPr>
+          <w:rFonts w:ascii="Aptos" w:hAnsi="Aptos" w:eastAsia="ＭＳ 明朝" w:cs="Aptos" w:eastAsiaTheme="minorEastAsia" w:csTheme="minorBidi"/>
+          <w:sz w:val="21"/>
+          <w:szCs w:val="22"/>
+        </w:rPr>
+        <w:t xml:space="preserve">One feature of the sample you notice: </w:t>
+      </w:r>
+      <w:r>
+        <w:rPr>
+          <w:rFonts w:ascii="Helvetica" w:cs="Helvetica"/>
+          <w:sz w:val="22"/>
+          <w:szCs w:val="22"/>
+          <w:u w:val="single"/>
+        </w:rPr>
+        <w:t>There are more Females than Males above 20 years old.</w:t>
       </w:r>
     </w:p>
     <w:p>
@@ -231,61 +393,167 @@
         <w:pStyle w:val="Heading1"/>
       </w:pPr>
       <w:r>
+        <w:rPr>
+          <w:rFonts w:ascii="Calibri" w:hAnsi="Calibri" w:eastAsia="ＭＳ ゴシック" w:cs="Calibri" w:asciiTheme="majorHAnsi" w:hAnsiTheme="majorHAnsi" w:eastAsiaTheme="majorEastAsia" w:csTheme="majorBidi"/>
+          <w:b/>
+          <w:bCs/>
+          <w:color w:val="142B44"/>
+          <w:sz w:val="34"/>
+          <w:szCs w:val="28"/>
+        </w:rPr>
         <w:t>D. Two-sample t-test: BMI by gender</w:t>
       </w:r>
     </w:p>
     <w:p>
-      <w:r>
-        <w:t>H0: ____________________________________   H1: ____________________________________</w:t>
+      <w:pPr>
+        <w:spacing w:after="200" w:line="276" w:lineRule="auto"/>
+      </w:pPr>
+      <w:r>
+        <w:rPr>
+          <w:rFonts w:ascii="Aptos" w:hAnsi="Aptos" w:eastAsia="ＭＳ 明朝" w:cs="Aptos" w:eastAsiaTheme="minorEastAsia" w:csTheme="minorBidi"/>
+          <w:sz w:val="21"/>
+          <w:szCs w:val="22"/>
+        </w:rPr>
+        <w:t xml:space="preserve">H0: </w:t>
+      </w:r>
+      <w:r>
+        <w:rPr>
+          <w:rFonts w:ascii="Helvetica" w:cs="Helvetica"/>
+          <w:sz w:val="22"/>
+          <w:szCs w:val="22"/>
+          <w:u w:val="single"/>
+        </w:rPr>
+        <w:t>the population mean BMI is equal in the two groups. </w:t>
+      </w:r>
+      <w:r>
+        <w:rPr>
+          <w:rFonts w:ascii="Aptos" w:hAnsi="Aptos" w:eastAsia="ＭＳ 明朝" w:cs="Aptos" w:eastAsiaTheme="minorEastAsia" w:csTheme="minorBidi"/>
+          <w:sz w:val="21"/>
+          <w:szCs w:val="22"/>
+        </w:rPr>
+        <w:t xml:space="preserve">  H1: </w:t>
+      </w:r>
+      <w:r>
+        <w:rPr>
+          <w:rFonts w:ascii="Aptos" w:hAnsi="Aptos" w:eastAsia="ＭＳ 明朝" w:cs="Aptos" w:eastAsiaTheme="minorEastAsia" w:csTheme="minorBidi"/>
+          <w:sz w:val="21"/>
+          <w:szCs w:val="22"/>
+          <w:u w:val="single"/>
+        </w:rPr>
+        <w:t>The population means differ.</w:t>
       </w:r>
     </w:p>
     <w:p>
+      <w:pPr>
+        <w:spacing w:after="200" w:line="276" w:lineRule="auto"/>
+      </w:pPr>
       <w:r>
         <w:rPr>
-          <w:rFonts w:ascii="Liberation Mono" w:hAnsi="Liberation Mono"/>
+          <w:rFonts w:ascii="Liberation Mono" w:hAnsi="Liberation Mono" w:eastAsia="ＭＳ 明朝" w:cs="Liberation Mono" w:eastAsiaTheme="minorEastAsia" w:csTheme="minorBidi"/>
           <w:sz w:val="18"/>
+          <w:szCs w:val="22"/>
         </w:rPr>
         <w:t>boxplot(BMI ~ Gender, data=dat)</w:t>
       </w:r>
       <w:r>
+        <w:br w:type="textWrapping"/>
+      </w:r>
+      <w:r>
         <w:rPr>
-          <w:rFonts w:ascii="Liberation Mono" w:hAnsi="Liberation Mono"/>
+          <w:rFonts w:ascii="Liberation Mono" w:hAnsi="Liberation Mono" w:eastAsia="ＭＳ 明朝" w:cs="Liberation Mono" w:eastAsiaTheme="minorEastAsia" w:csTheme="minorBidi"/>
           <w:sz w:val="18"/>
+          <w:szCs w:val="22"/>
         </w:rPr>
-        <w:br/>
         <w:t>tt &lt;- t.test(BMI ~ Gender, data=dat)</w:t>
       </w:r>
       <w:r>
+        <w:br w:type="textWrapping"/>
+      </w:r>
+      <w:r>
         <w:rPr>
-          <w:rFonts w:ascii="Liberation Mono" w:hAnsi="Liberation Mono"/>
+          <w:rFonts w:ascii="Liberation Mono" w:hAnsi="Liberation Mono" w:eastAsia="ＭＳ 明朝" w:cs="Liberation Mono" w:eastAsiaTheme="minorEastAsia" w:csTheme="minorBidi"/>
           <w:sz w:val="18"/>
+          <w:szCs w:val="22"/>
         </w:rPr>
-        <w:br/>
+        <w:t>tt</w:t>
+      </w:r>
+      <w:r>
+        <w:br w:type="textWrapping"/>
       </w:r>
       <w:r>
         <w:rPr>
-          <w:rFonts w:ascii="Liberation Mono" w:hAnsi="Liberation Mono"/>
+          <w:rFonts w:ascii="Liberation Mono" w:hAnsi="Liberation Mono" w:eastAsia="ＭＳ 明朝" w:cs="Liberation Mono" w:eastAsiaTheme="minorEastAsia" w:csTheme="minorBidi"/>
           <w:sz w:val="18"/>
+          <w:szCs w:val="22"/>
         </w:rPr>
-        <w:lastRenderedPageBreak/>
-        <w:t>tt</w:t>
-      </w:r>
-      <w:r>
-        <w:rPr>
-          <w:rFonts w:ascii="Liberation Mono" w:hAnsi="Liberation Mono"/>
-          <w:sz w:val="18"/>
-        </w:rPr>
-        <w:br/>
         <w:t>with(dat, tapply(BMI, Gender, mean, na.rm=TRUE))</w:t>
       </w:r>
     </w:p>
     <w:p>
-      <w:r>
-        <w:t>p-value: ________   95% CI: __________________________</w:t>
-      </w:r>
-      <w:r>
-        <w:br/>
-        <w:t>Interpretation: _________________________________________________________________</w:t>
+      <w:pPr>
+        <w:spacing w:after="200" w:line="276" w:lineRule="auto"/>
+      </w:pPr>
+      <w:r>
+        <w:rPr>
+          <w:rFonts w:ascii="Aptos" w:hAnsi="Aptos" w:eastAsia="ＭＳ 明朝" w:cs="Aptos" w:eastAsiaTheme="minorEastAsia" w:csTheme="minorBidi"/>
+          <w:sz w:val="21"/>
+          <w:szCs w:val="22"/>
+        </w:rPr>
+        <w:t xml:space="preserve">p-value: </w:t>
+      </w:r>
+      <w:r>
+        <w:rPr>
+          <w:rFonts w:ascii="Aptos" w:hAnsi="Aptos" w:eastAsia="ＭＳ 明朝" w:cs="Aptos" w:eastAsiaTheme="minorEastAsia" w:csTheme="minorBidi"/>
+          <w:sz w:val="21"/>
+          <w:szCs w:val="22"/>
+          <w:u w:val="single"/>
+        </w:rPr>
+        <w:t>0.007123</w:t>
+      </w:r>
+      <w:r>
+        <w:rPr>
+          <w:rFonts w:ascii="Aptos" w:hAnsi="Aptos" w:eastAsia="ＭＳ 明朝" w:cs="Aptos" w:eastAsiaTheme="minorEastAsia" w:csTheme="minorBidi"/>
+          <w:sz w:val="21"/>
+          <w:szCs w:val="22"/>
+        </w:rPr>
+        <w:t xml:space="preserve">  95% CI: </w:t>
+      </w:r>
+      <w:r>
+        <w:rPr>
+          <w:rFonts w:ascii="Aptos" w:hAnsi="Aptos" w:eastAsia="ＭＳ 明朝" w:cs="Aptos" w:eastAsiaTheme="minorEastAsia" w:csTheme="minorBidi"/>
+          <w:sz w:val="21"/>
+          <w:szCs w:val="22"/>
+          <w:u w:val="single"/>
+        </w:rPr>
+        <w:t>[</w:t>
+      </w:r>
+      <w:r>
+        <w:rPr>
+          <w:rFonts w:ascii="Helvetica" w:cs="Helvetica"/>
+          <w:sz w:val="22"/>
+          <w:szCs w:val="22"/>
+        </w:rPr>
+        <w:t>0.1455704, 0.9255353]</w:t>
+      </w:r>
+      <w:r>
+        <w:br w:type="textWrapping"/>
+      </w:r>
+      <w:r>
+        <w:rPr>
+          <w:rFonts w:ascii="Aptos" w:hAnsi="Aptos" w:eastAsia="ＭＳ 明朝" w:cs="Aptos" w:eastAsiaTheme="minorEastAsia" w:csTheme="minorBidi"/>
+          <w:sz w:val="21"/>
+          <w:szCs w:val="22"/>
+        </w:rPr>
+        <w:t xml:space="preserve">Interpretation: </w:t>
+      </w:r>
+      <w:r>
+        <w:rPr>
+          <w:rFonts w:ascii="Aptos" w:hAnsi="Aptos" w:eastAsia="ＭＳ 明朝" w:cs="Aptos" w:eastAsiaTheme="minorEastAsia" w:csTheme="minorBidi"/>
+          <w:sz w:val="21"/>
+          <w:szCs w:val="22"/>
+          <w:u w:val="single"/>
+        </w:rPr>
+        <w:t>We are 95% confident that the true p-value lies between 0.1455704 and 0.9255353.</w:t>
       </w:r>
     </w:p>
     <w:p>
@@ -293,69 +561,156 @@
         <w:pStyle w:val="Heading1"/>
       </w:pPr>
       <w:r>
+        <w:rPr>
+          <w:rFonts w:ascii="Calibri" w:hAnsi="Calibri" w:eastAsia="ＭＳ ゴシック" w:cs="Calibri" w:asciiTheme="majorHAnsi" w:hAnsiTheme="majorHAnsi" w:eastAsiaTheme="majorEastAsia" w:csTheme="majorBidi"/>
+          <w:b/>
+          <w:bCs/>
+          <w:color w:val="142B44"/>
+          <w:sz w:val="34"/>
+          <w:szCs w:val="28"/>
+        </w:rPr>
         <w:t>E. Chi-square: Gender x Diabetes</w:t>
       </w:r>
     </w:p>
     <w:p>
+      <w:pPr>
+        <w:spacing w:after="200" w:line="276" w:lineRule="auto"/>
+      </w:pPr>
       <w:r>
         <w:rPr>
-          <w:rFonts w:ascii="Liberation Mono" w:hAnsi="Liberation Mono"/>
+          <w:rFonts w:ascii="Liberation Mono" w:hAnsi="Liberation Mono" w:eastAsia="ＭＳ 明朝" w:cs="Liberation Mono" w:eastAsiaTheme="minorEastAsia" w:csTheme="minorBidi"/>
           <w:sz w:val="18"/>
+          <w:szCs w:val="22"/>
         </w:rPr>
         <w:t>tab &lt;- with(dat, table(Gender, Diabetes, useNA="no"))</w:t>
       </w:r>
       <w:r>
+        <w:br w:type="textWrapping"/>
+      </w:r>
+      <w:r>
         <w:rPr>
-          <w:rFonts w:ascii="Liberation Mono" w:hAnsi="Liberation Mono"/>
+          <w:rFonts w:ascii="Liberation Mono" w:hAnsi="Liberation Mono" w:eastAsia="ＭＳ 明朝" w:cs="Liberation Mono" w:eastAsiaTheme="minorEastAsia" w:csTheme="minorBidi"/>
           <w:sz w:val="18"/>
+          <w:szCs w:val="22"/>
         </w:rPr>
-        <w:br/>
         <w:t>tab</w:t>
       </w:r>
       <w:r>
+        <w:br w:type="textWrapping"/>
+      </w:r>
+      <w:r>
         <w:rPr>
-          <w:rFonts w:ascii="Liberation Mono" w:hAnsi="Liberation Mono"/>
+          <w:rFonts w:ascii="Liberation Mono" w:hAnsi="Liberation Mono" w:eastAsia="ＭＳ 明朝" w:cs="Liberation Mono" w:eastAsiaTheme="minorEastAsia" w:csTheme="minorBidi"/>
           <w:sz w:val="18"/>
+          <w:szCs w:val="22"/>
         </w:rPr>
-        <w:br/>
         <w:t>prop.table(tab, margin=1)</w:t>
       </w:r>
       <w:r>
+        <w:br w:type="textWrapping"/>
+      </w:r>
+      <w:r>
         <w:rPr>
-          <w:rFonts w:ascii="Liberation Mono" w:hAnsi="Liberation Mono"/>
+          <w:rFonts w:ascii="Liberation Mono" w:hAnsi="Liberation Mono" w:eastAsia="ＭＳ 明朝" w:cs="Liberation Mono" w:eastAsiaTheme="minorEastAsia" w:csTheme="minorBidi"/>
           <w:sz w:val="18"/>
+          <w:szCs w:val="22"/>
         </w:rPr>
-        <w:br/>
         <w:t>chi &lt;- chisq.test(tab)</w:t>
       </w:r>
       <w:r>
+        <w:br w:type="textWrapping"/>
+      </w:r>
+      <w:r>
         <w:rPr>
-          <w:rFonts w:ascii="Liberation Mono" w:hAnsi="Liberation Mono"/>
+          <w:rFonts w:ascii="Liberation Mono" w:hAnsi="Liberation Mono" w:eastAsia="ＭＳ 明朝" w:cs="Liberation Mono" w:eastAsiaTheme="minorEastAsia" w:csTheme="minorBidi"/>
           <w:sz w:val="18"/>
+          <w:szCs w:val="22"/>
         </w:rPr>
-        <w:br/>
         <w:t>chi</w:t>
       </w:r>
       <w:r>
+        <w:br w:type="textWrapping"/>
+      </w:r>
+      <w:r>
         <w:rPr>
-          <w:rFonts w:ascii="Liberation Mono" w:hAnsi="Liberation Mono"/>
+          <w:rFonts w:ascii="Liberation Mono" w:hAnsi="Liberation Mono" w:eastAsia="ＭＳ 明朝" w:cs="Liberation Mono" w:eastAsiaTheme="minorEastAsia" w:csTheme="minorBidi"/>
           <w:sz w:val="18"/>
+          <w:szCs w:val="22"/>
         </w:rPr>
-        <w:br/>
         <w:t>chi$expected</w:t>
       </w:r>
     </w:p>
     <w:p>
-      <w:r>
-        <w:t>H0: ____________________________________</w:t>
-      </w:r>
-      <w:r>
-        <w:br/>
-        <w:t>Are expected counts adequate? ________   p-value: ________</w:t>
-      </w:r>
-      <w:r>
-        <w:br/>
-        <w:t>Interpretation: _________________________________________________________________</w:t>
+      <w:pPr>
+        <w:spacing w:after="200" w:line="276" w:lineRule="auto"/>
+      </w:pPr>
+      <w:r>
+        <w:rPr>
+          <w:rFonts w:ascii="Aptos" w:hAnsi="Aptos" w:eastAsia="ＭＳ 明朝" w:cs="Aptos" w:eastAsiaTheme="minorEastAsia" w:csTheme="minorBidi"/>
+          <w:sz w:val="21"/>
+          <w:szCs w:val="22"/>
+        </w:rPr>
+        <w:t>H0: Diabetes status is not associated with gender (they are independent)</w:t>
+      </w:r>
+    </w:p>
+    <w:p>
+      <w:pPr>
+        <w:spacing w:after="200" w:line="276" w:lineRule="auto"/>
+      </w:pPr>
+      <w:r>
+        <w:rPr>
+          <w:rFonts w:ascii="Aptos" w:hAnsi="Aptos" w:eastAsia="ＭＳ 明朝" w:cs="Aptos" w:eastAsiaTheme="minorEastAsia" w:csTheme="minorBidi"/>
+          <w:sz w:val="21"/>
+          <w:szCs w:val="22"/>
+        </w:rPr>
+        <w:t>H1: Diabetes status is associated with gender</w:t>
+      </w:r>
+    </w:p>
+    <w:p>
+      <w:pPr>
+        <w:spacing w:after="200" w:line="276" w:lineRule="auto"/>
+      </w:pPr>
+      <w:r>
+        <w:br w:type="textWrapping"/>
+      </w:r>
+      <w:r>
+        <w:rPr>
+          <w:rFonts w:ascii="Aptos" w:hAnsi="Aptos" w:eastAsia="ＭＳ 明朝" w:cs="Aptos" w:eastAsiaTheme="minorEastAsia" w:csTheme="minorBidi"/>
+          <w:sz w:val="21"/>
+          <w:szCs w:val="22"/>
+        </w:rPr>
+        <w:t>Are expected counts adequate? Yes, all four counts are greater than or equal to &gt;= 5. 264.47 (Male,Yes) is hte lowest value and it is above 5. p-value: 0.1706</w:t>
+      </w:r>
+      <w:r>
+        <w:br w:type="textWrapping"/>
+      </w:r>
+      <w:r>
+        <w:rPr>
+          <w:rFonts w:ascii="Aptos" w:hAnsi="Aptos" w:eastAsia="ＭＳ 明朝" w:cs="Aptos" w:eastAsiaTheme="minorEastAsia" w:csTheme="minorBidi"/>
+          <w:sz w:val="21"/>
+          <w:szCs w:val="22"/>
+        </w:rPr>
+        <w:t xml:space="preserve">Interpretation: </w:t>
+      </w:r>
+      <w:r>
+        <w:rPr>
+          <w:rFonts w:ascii="Helvetica" w:cs="Helvetica"/>
+          <w:sz w:val="22"/>
+          <w:szCs w:val="22"/>
+          <w:u w:val="single"/>
+        </w:rPr>
+        <w:t xml:space="preserve">With χ² = 1.8779, df = 1, p = 0.1706, which is greater than the conventional α = 0.05 threshold, we </w:t>
+      </w:r>
+      <w:r>
+        <w:rPr>
+          <w:rFonts w:ascii="Helvetica" w:cs="Helvetica"/>
+          <w:b/>
+          <w:bCs/>
+          <w:sz w:val="22"/>
+          <w:szCs w:val="22"/>
+          <w:u w:val="single"/>
+        </w:rPr>
+        <w:t>fail to reject H0</w:t>
       </w:r>
     </w:p>
     <w:p>
@@ -363,65 +718,133 @@
         <w:pStyle w:val="Heading1"/>
       </w:pPr>
       <w:r>
+        <w:rPr>
+          <w:rFonts w:ascii="Calibri" w:hAnsi="Calibri" w:eastAsia="ＭＳ ゴシック" w:cs="Calibri" w:asciiTheme="majorHAnsi" w:hAnsiTheme="majorHAnsi" w:eastAsiaTheme="majorEastAsia" w:csTheme="majorBidi"/>
+          <w:b/>
+          <w:bCs/>
+          <w:color w:val="142B44"/>
+          <w:sz w:val="34"/>
+          <w:szCs w:val="28"/>
+        </w:rPr>
         <w:t>F. One-way ANOVA: systolic BP across health groups</w:t>
       </w:r>
     </w:p>
     <w:p>
+      <w:pPr>
+        <w:spacing w:after="200" w:line="276" w:lineRule="auto"/>
+      </w:pPr>
       <w:r>
         <w:rPr>
-          <w:rFonts w:ascii="Liberation Mono" w:hAnsi="Liberation Mono"/>
+          <w:rFonts w:ascii="Liberation Mono" w:hAnsi="Liberation Mono" w:eastAsia="ＭＳ 明朝" w:cs="Liberation Mono" w:eastAsiaTheme="minorEastAsia" w:csTheme="minorBidi"/>
           <w:sz w:val="18"/>
+          <w:szCs w:val="22"/>
         </w:rPr>
         <w:t>anova_dat &lt;- subset(dat, !is.na(BPSysAve) &amp; !is.na(HealthGen))</w:t>
       </w:r>
       <w:r>
+        <w:br w:type="textWrapping"/>
+      </w:r>
+      <w:r>
         <w:rPr>
-          <w:rFonts w:ascii="Liberation Mono" w:hAnsi="Liberation Mono"/>
+          <w:rFonts w:ascii="Liberation Mono" w:hAnsi="Liberation Mono" w:eastAsia="ＭＳ 明朝" w:cs="Liberation Mono" w:eastAsiaTheme="minorEastAsia" w:csTheme="minorBidi"/>
           <w:sz w:val="18"/>
+          <w:szCs w:val="22"/>
         </w:rPr>
-        <w:br/>
         <w:t>anova_dat$HealthGen &lt;- factor(anova_dat$HealthGen)</w:t>
       </w:r>
       <w:r>
+        <w:br w:type="textWrapping"/>
+      </w:r>
+      <w:r>
         <w:rPr>
-          <w:rFonts w:ascii="Liberation Mono" w:hAnsi="Liberation Mono"/>
+          <w:rFonts w:ascii="Liberation Mono" w:hAnsi="Liberation Mono" w:eastAsia="ＭＳ 明朝" w:cs="Liberation Mono" w:eastAsiaTheme="minorEastAsia" w:csTheme="minorBidi"/>
           <w:sz w:val="18"/>
+          <w:szCs w:val="22"/>
         </w:rPr>
-        <w:br/>
         <w:t>boxplot(BPSysAve ~ HealthGen, data=anova_dat, las=2)</w:t>
       </w:r>
       <w:r>
+        <w:br w:type="textWrapping"/>
+      </w:r>
+      <w:r>
         <w:rPr>
-          <w:rFonts w:ascii="Liberation Mono" w:hAnsi="Liberation Mono"/>
+          <w:rFonts w:ascii="Liberation Mono" w:hAnsi="Liberation Mono" w:eastAsia="ＭＳ 明朝" w:cs="Liberation Mono" w:eastAsiaTheme="minorEastAsia" w:csTheme="minorBidi"/>
           <w:sz w:val="18"/>
+          <w:szCs w:val="22"/>
         </w:rPr>
-        <w:br/>
         <w:t>fit_aov &lt;- aov(BPSysAve ~ HealthGen, data=anova_dat)</w:t>
       </w:r>
       <w:r>
+        <w:br w:type="textWrapping"/>
+      </w:r>
+      <w:r>
         <w:rPr>
-          <w:rFonts w:ascii="Liberation Mono" w:hAnsi="Liberation Mono"/>
+          <w:rFonts w:ascii="Liberation Mono" w:hAnsi="Liberation Mono" w:eastAsia="ＭＳ 明朝" w:cs="Liberation Mono" w:eastAsiaTheme="minorEastAsia" w:csTheme="minorBidi"/>
           <w:sz w:val="18"/>
+          <w:szCs w:val="22"/>
         </w:rPr>
-        <w:br/>
         <w:t>summary(fit_aov)</w:t>
       </w:r>
       <w:r>
+        <w:br w:type="textWrapping"/>
+      </w:r>
+      <w:r>
         <w:rPr>
-          <w:rFonts w:ascii="Liberation Mono" w:hAnsi="Liberation Mono"/>
+          <w:rFonts w:ascii="Liberation Mono" w:hAnsi="Liberation Mono" w:eastAsia="ＭＳ 明朝" w:cs="Liberation Mono" w:eastAsiaTheme="minorEastAsia" w:csTheme="minorBidi"/>
           <w:sz w:val="18"/>
+          <w:szCs w:val="22"/>
         </w:rPr>
-        <w:br/>
         <w:t>TukeyHSD(fit_aov)</w:t>
       </w:r>
     </w:p>
     <w:p>
-      <w:r>
-        <w:t>Omnibus p-value: ________</w:t>
-      </w:r>
-      <w:r>
-        <w:br/>
-        <w:t>What does the ANOVA test tell you? ______________________________________________</w:t>
+      <w:pPr>
+        <w:spacing w:after="200" w:line="276" w:lineRule="auto"/>
+      </w:pPr>
+      <w:r>
+        <w:rPr>
+          <w:rFonts w:ascii="Aptos" w:hAnsi="Aptos" w:eastAsia="ＭＳ 明朝" w:cs="Aptos" w:eastAsiaTheme="minorEastAsia" w:csTheme="minorBidi"/>
+          <w:sz w:val="21"/>
+          <w:szCs w:val="22"/>
+        </w:rPr>
+        <w:t>Omnibus p-value: 1.48e-11</w:t>
+      </w:r>
+      <w:r>
+        <w:br w:type="textWrapping"/>
+      </w:r>
+      <w:r>
+        <w:rPr>
+          <w:rFonts w:ascii="Aptos" w:hAnsi="Aptos" w:eastAsia="ＭＳ 明朝" w:cs="Aptos" w:eastAsiaTheme="minorEastAsia" w:csTheme="minorBidi"/>
+          <w:sz w:val="21"/>
+          <w:szCs w:val="22"/>
+        </w:rPr>
+        <w:t xml:space="preserve">What does the ANOVA test tell you? </w:t>
+      </w:r>
+      <w:r>
+        <w:rPr>
+          <w:rFonts w:ascii="Helvetica" w:cs="Helvetica"/>
+          <w:sz w:val="22"/>
+          <w:szCs w:val="22"/>
+        </w:rPr>
+        <w:t xml:space="preserve">ANOVA gives us the Df, Sum Sq, Mean Sq, F value, and p-value (Pr(&gt;F)). Since the p-value is significant at 1.48e-11, we know at least 1 group differs from the others. This requires to use the test such as TukeyHSD, a </w:t>
+      </w:r>
+      <w:r>
+        <w:rPr>
+          <w:rFonts w:ascii="Helvetica" w:cs="Helvetica"/>
+          <w:b/>
+          <w:bCs/>
+          <w:sz w:val="22"/>
+          <w:szCs w:val="22"/>
+        </w:rPr>
+        <w:t xml:space="preserve">post-hoc test </w:t>
+      </w:r>
+      <w:r>
+        <w:rPr>
+          <w:rFonts w:ascii="Helvetica" w:cs="Helvetica"/>
+          <w:sz w:val="22"/>
+          <w:szCs w:val="22"/>
+        </w:rPr>
+        <w:t>to make pairwise comparisons while controlling for the fact that you're now running multiple tests.</w:t>
       </w:r>
     </w:p>
     <w:p>
@@ -429,81 +852,129 @@
         <w:pStyle w:val="Heading1"/>
       </w:pPr>
       <w:r>
+        <w:rPr>
+          <w:rFonts w:ascii="Calibri" w:hAnsi="Calibri" w:eastAsia="ＭＳ ゴシック" w:cs="Calibri" w:asciiTheme="majorHAnsi" w:hAnsiTheme="majorHAnsi" w:eastAsiaTheme="majorEastAsia" w:csTheme="majorBidi"/>
+          <w:b/>
+          <w:bCs/>
+          <w:color w:val="142B44"/>
+          <w:sz w:val="34"/>
+          <w:szCs w:val="28"/>
+        </w:rPr>
         <w:t>G. Logistic regression: Diabetes</w:t>
       </w:r>
     </w:p>
     <w:p>
+      <w:pPr>
+        <w:spacing w:after="200" w:line="276" w:lineRule="auto"/>
+      </w:pPr>
       <w:r>
         <w:rPr>
-          <w:rFonts w:ascii="Liberation Mono" w:hAnsi="Liberation Mono"/>
+          <w:rFonts w:ascii="Liberation Mono" w:hAnsi="Liberation Mono" w:eastAsia="ＭＳ 明朝" w:cs="Liberation Mono" w:eastAsiaTheme="minorEastAsia" w:csTheme="minorBidi"/>
           <w:sz w:val="18"/>
+          <w:szCs w:val="22"/>
         </w:rPr>
         <w:t>logit_dat &lt;- subset(dat, !is.na(Diabetes) &amp; !is.na(Age) &amp; !is.na(BMI) &amp; !is.na(Gender) &amp; !is.na(PhysActive))</w:t>
       </w:r>
       <w:r>
+        <w:br w:type="textWrapping"/>
+      </w:r>
+      <w:r>
         <w:rPr>
-          <w:rFonts w:ascii="Liberation Mono" w:hAnsi="Liberation Mono"/>
+          <w:rFonts w:ascii="Liberation Mono" w:hAnsi="Liberation Mono" w:eastAsia="ＭＳ 明朝" w:cs="Liberation Mono" w:eastAsiaTheme="minorEastAsia" w:csTheme="minorBidi"/>
           <w:sz w:val="18"/>
+          <w:szCs w:val="22"/>
         </w:rPr>
-        <w:br/>
         <w:t>logit_dat$Diabetes01 &lt;- ifelse(logit_dat$Diabetes == "Yes", 1, 0)</w:t>
       </w:r>
       <w:r>
+        <w:br w:type="textWrapping"/>
+      </w:r>
+      <w:r>
         <w:rPr>
-          <w:rFonts w:ascii="Liberation Mono" w:hAnsi="Liberation Mono"/>
+          <w:rFonts w:ascii="Liberation Mono" w:hAnsi="Liberation Mono" w:eastAsia="ＭＳ 明朝" w:cs="Liberation Mono" w:eastAsiaTheme="minorEastAsia" w:csTheme="minorBidi"/>
           <w:sz w:val="18"/>
+          <w:szCs w:val="22"/>
         </w:rPr>
-        <w:br/>
         <w:t>logit_dat$Gender &lt;- factor(logit_dat$Gender)</w:t>
       </w:r>
       <w:r>
+        <w:br w:type="textWrapping"/>
+      </w:r>
+      <w:r>
         <w:rPr>
-          <w:rFonts w:ascii="Liberation Mono" w:hAnsi="Liberation Mono"/>
+          <w:rFonts w:ascii="Liberation Mono" w:hAnsi="Liberation Mono" w:eastAsia="ＭＳ 明朝" w:cs="Liberation Mono" w:eastAsiaTheme="minorEastAsia" w:csTheme="minorBidi"/>
           <w:sz w:val="18"/>
+          <w:szCs w:val="22"/>
         </w:rPr>
-        <w:br/>
         <w:t>logit_dat$PhysActive &lt;- factor(logit_dat$PhysActive)</w:t>
       </w:r>
       <w:r>
+        <w:br w:type="textWrapping"/>
+      </w:r>
+      <w:r>
         <w:rPr>
-          <w:rFonts w:ascii="Liberation Mono" w:hAnsi="Liberation Mono"/>
+          <w:rFonts w:ascii="Liberation Mono" w:hAnsi="Liberation Mono" w:eastAsia="ＭＳ 明朝" w:cs="Liberation Mono" w:eastAsiaTheme="minorEastAsia" w:csTheme="minorBidi"/>
           <w:sz w:val="18"/>
+          <w:szCs w:val="22"/>
         </w:rPr>
-        <w:br/>
         <w:t>fit_logit &lt;- glm(Diabetes01 ~ Age + BMI + Gender + PhysActive,</w:t>
       </w:r>
       <w:r>
+        <w:br w:type="textWrapping"/>
+      </w:r>
+      <w:r>
         <w:rPr>
-          <w:rFonts w:ascii="Liberation Mono" w:hAnsi="Liberation Mono"/>
+          <w:rFonts w:ascii="Liberation Mono" w:hAnsi="Liberation Mono" w:eastAsia="ＭＳ 明朝" w:cs="Liberation Mono" w:eastAsiaTheme="minorEastAsia" w:csTheme="minorBidi"/>
           <w:sz w:val="18"/>
+          <w:szCs w:val="22"/>
         </w:rPr>
-        <w:br/>
         <w:t xml:space="preserve">                 data=logit_dat, family=binomial)</w:t>
       </w:r>
       <w:r>
+        <w:br w:type="textWrapping"/>
+      </w:r>
+      <w:r>
         <w:rPr>
-          <w:rFonts w:ascii="Liberation Mono" w:hAnsi="Liberation Mono"/>
+          <w:rFonts w:ascii="Liberation Mono" w:hAnsi="Liberation Mono" w:eastAsia="ＭＳ 明朝" w:cs="Liberation Mono" w:eastAsiaTheme="minorEastAsia" w:csTheme="minorBidi"/>
           <w:sz w:val="18"/>
+          <w:szCs w:val="22"/>
         </w:rPr>
-        <w:br/>
         <w:t>summary(fit_logit)</w:t>
       </w:r>
       <w:r>
+        <w:br w:type="textWrapping"/>
+      </w:r>
+      <w:r>
         <w:rPr>
-          <w:rFonts w:ascii="Liberation Mono" w:hAnsi="Liberation Mono"/>
+          <w:rFonts w:ascii="Liberation Mono" w:hAnsi="Liberation Mono" w:eastAsia="ＭＳ 明朝" w:cs="Liberation Mono" w:eastAsiaTheme="minorEastAsia" w:csTheme="minorBidi"/>
           <w:sz w:val="18"/>
+          <w:szCs w:val="22"/>
         </w:rPr>
-        <w:br/>
         <w:t>round(cbind(OR=exp(coef(fit_logit)), exp(confint.default(fit_logit))), 2)</w:t>
       </w:r>
     </w:p>
     <w:p>
-      <w:r>
-        <w:t>Choose one predictor. OR: ________   95% CI: __________________</w:t>
-      </w:r>
-      <w:r>
-        <w:br/>
-        <w:t>Interpret the adjusted OR: ______________________________________________________</w:t>
+      <w:pPr>
+        <w:spacing w:after="200" w:line="276" w:lineRule="auto"/>
+      </w:pPr>
+      <w:r>
+        <w:rPr>
+          <w:rFonts w:ascii="Aptos" w:hAnsi="Aptos" w:eastAsia="ＭＳ 明朝" w:cs="Aptos" w:eastAsiaTheme="minorEastAsia" w:csTheme="minorBidi"/>
+          <w:sz w:val="21"/>
+          <w:szCs w:val="22"/>
+        </w:rPr>
+        <w:t xml:space="preserve">Choose one predictor. OR: BMI 1.09  95% CI: [1.08, 1.11]</w:t>
+      </w:r>
+      <w:r>
+        <w:br w:type="textWrapping"/>
+      </w:r>
+      <w:r>
+        <w:rPr>
+          <w:rFonts w:ascii="Aptos" w:hAnsi="Aptos" w:eastAsia="ＭＳ 明朝" w:cs="Aptos" w:eastAsiaTheme="minorEastAsia" w:csTheme="minorBidi"/>
+          <w:sz w:val="21"/>
+          <w:szCs w:val="22"/>
+        </w:rPr>
+        <w:t>Interpret the adjusted OR: adjusted OR takes multiple variables at the once rather then looking at one variable.</w:t>
       </w:r>
     </w:p>
     <w:p>
@@ -511,68 +982,96 @@
         <w:pStyle w:val="Heading1"/>
       </w:pPr>
       <w:r>
+        <w:rPr>
+          <w:rFonts w:ascii="Calibri" w:hAnsi="Calibri" w:eastAsia="ＭＳ ゴシック" w:cs="Calibri" w:asciiTheme="majorHAnsi" w:hAnsiTheme="majorHAnsi" w:eastAsiaTheme="majorEastAsia" w:csTheme="majorBidi"/>
+          <w:b/>
+          <w:bCs/>
+          <w:color w:val="142B44"/>
+          <w:sz w:val="34"/>
+          <w:szCs w:val="28"/>
+        </w:rPr>
         <w:t>H. Predicted probabilities</w:t>
       </w:r>
     </w:p>
     <w:p>
+      <w:pPr>
+        <w:spacing w:after="200" w:line="276" w:lineRule="auto"/>
+      </w:pPr>
       <w:r>
         <w:rPr>
-          <w:rFonts w:ascii="Liberation Mono" w:hAnsi="Liberation Mono"/>
+          <w:rFonts w:ascii="Liberation Mono" w:hAnsi="Liberation Mono" w:eastAsia="ＭＳ 明朝" w:cs="Liberation Mono" w:eastAsiaTheme="minorEastAsia" w:csTheme="minorBidi"/>
           <w:sz w:val="18"/>
+          <w:szCs w:val="22"/>
         </w:rPr>
         <w:t>new_people &lt;- data.frame(</w:t>
       </w:r>
       <w:r>
+        <w:br w:type="textWrapping"/>
+      </w:r>
+      <w:r>
         <w:rPr>
-          <w:rFonts w:ascii="Liberation Mono" w:hAnsi="Liberation Mono"/>
+          <w:rFonts w:ascii="Liberation Mono" w:hAnsi="Liberation Mono" w:eastAsia="ＭＳ 明朝" w:cs="Liberation Mono" w:eastAsiaTheme="minorEastAsia" w:csTheme="minorBidi"/>
           <w:sz w:val="18"/>
+          <w:szCs w:val="22"/>
         </w:rPr>
-        <w:br/>
         <w:t xml:space="preserve"> Age=c(30,50,70), BMI=c(24,30,36),</w:t>
       </w:r>
       <w:r>
+        <w:br w:type="textWrapping"/>
+      </w:r>
+      <w:r>
         <w:rPr>
-          <w:rFonts w:ascii="Liberation Mono" w:hAnsi="Liberation Mono"/>
+          <w:rFonts w:ascii="Liberation Mono" w:hAnsi="Liberation Mono" w:eastAsia="ＭＳ 明朝" w:cs="Liberation Mono" w:eastAsiaTheme="minorEastAsia" w:csTheme="minorBidi"/>
           <w:sz w:val="18"/>
+          <w:szCs w:val="22"/>
         </w:rPr>
-        <w:br/>
         <w:t xml:space="preserve"> Gender=factor(c("female","female","female"), levels=levels(logit_dat$Gender)),</w:t>
       </w:r>
       <w:r>
+        <w:br w:type="textWrapping"/>
+      </w:r>
+      <w:r>
         <w:rPr>
-          <w:rFonts w:ascii="Liberation Mono" w:hAnsi="Liberation Mono"/>
+          <w:rFonts w:ascii="Liberation Mono" w:hAnsi="Liberation Mono" w:eastAsia="ＭＳ 明朝" w:cs="Liberation Mono" w:eastAsiaTheme="minorEastAsia" w:csTheme="minorBidi"/>
           <w:sz w:val="18"/>
+          <w:szCs w:val="22"/>
         </w:rPr>
-        <w:br/>
         <w:t xml:space="preserve"> PhysActive=factor(c("Yes","Yes","No"), levels=levels(logit_dat$PhysActive)))</w:t>
       </w:r>
       <w:r>
+        <w:br w:type="textWrapping"/>
+      </w:r>
+      <w:r>
         <w:rPr>
-          <w:rFonts w:ascii="Liberation Mono" w:hAnsi="Liberation Mono"/>
+          <w:rFonts w:ascii="Liberation Mono" w:hAnsi="Liberation Mono" w:eastAsia="ＭＳ 明朝" w:cs="Liberation Mono" w:eastAsiaTheme="minorEastAsia" w:csTheme="minorBidi"/>
           <w:sz w:val="18"/>
+          <w:szCs w:val="22"/>
         </w:rPr>
-        <w:br/>
+        <w:t>new_people$prob &lt;- predict(fit_logit, newdata=new_people, type="response")</w:t>
+      </w:r>
+      <w:r>
+        <w:br w:type="textWrapping"/>
       </w:r>
       <w:r>
         <w:rPr>
-          <w:rFonts w:ascii="Liberation Mono" w:hAnsi="Liberation Mono"/>
+          <w:rFonts w:ascii="Liberation Mono" w:hAnsi="Liberation Mono" w:eastAsia="ＭＳ 明朝" w:cs="Liberation Mono" w:eastAsiaTheme="minorEastAsia" w:csTheme="minorBidi"/>
           <w:sz w:val="18"/>
+          <w:szCs w:val="22"/>
         </w:rPr>
-        <w:lastRenderedPageBreak/>
-        <w:t>new_people$prob &lt;- predict(fit_logit, newdata=new_people, type="response")</w:t>
-      </w:r>
-      <w:r>
-        <w:rPr>
-          <w:rFonts w:ascii="Liberation Mono" w:hAnsi="Liberation Mono"/>
-          <w:sz w:val="18"/>
-        </w:rPr>
-        <w:br/>
         <w:t>new_people</w:t>
       </w:r>
     </w:p>
     <w:p>
-      <w:r>
-        <w:t>Why are probabilities often easier to communicate than log-odds? ______________________________</w:t>
+      <w:pPr>
+        <w:spacing w:after="200" w:line="276" w:lineRule="auto"/>
+      </w:pPr>
+      <w:r>
+        <w:rPr>
+          <w:rFonts w:ascii="Aptos" w:hAnsi="Aptos" w:eastAsia="ＭＳ 明朝" w:cs="Aptos" w:eastAsiaTheme="minorEastAsia" w:csTheme="minorBidi"/>
+          <w:sz w:val="21"/>
+          <w:szCs w:val="22"/>
+        </w:rPr>
+        <w:t>Why are probabilities often easier to communicate than log-odds? Meaningful comparisons are more intuitive to know just by looking at the probability percentage. In the table [3x5] example, a 70 year old with BMI of 36 can be expected to have a 33% chance of having diabetes.</w:t>
       </w:r>
     </w:p>
     <w:p>
@@ -580,34 +1079,122 @@
         <w:pStyle w:val="Heading1"/>
       </w:pPr>
       <w:r>
+        <w:rPr>
+          <w:rFonts w:ascii="Calibri" w:hAnsi="Calibri" w:eastAsia="ＭＳ ゴシック" w:cs="Calibri" w:asciiTheme="majorHAnsi" w:hAnsiTheme="majorHAnsi" w:eastAsiaTheme="majorEastAsia" w:csTheme="majorBidi"/>
+          <w:b/>
+          <w:bCs/>
+          <w:color w:val="142B44"/>
+          <w:sz w:val="34"/>
+          <w:szCs w:val="28"/>
+        </w:rPr>
         <w:t>I. Method-selection exit ticket</w:t>
       </w:r>
     </w:p>
     <w:p>
-      <w:r>
+      <w:pPr>
+        <w:spacing w:after="200" w:line="276" w:lineRule="auto"/>
+      </w:pPr>
+      <w:r>
+        <w:rPr>
+          <w:rFonts w:ascii="Aptos" w:hAnsi="Aptos" w:eastAsia="ＭＳ 明朝" w:cs="Aptos" w:eastAsiaTheme="minorEastAsia" w:csTheme="minorBidi"/>
+          <w:sz w:val="21"/>
+          <w:szCs w:val="22"/>
+        </w:rPr>
         <w:t>For each new research question, write: t-test, chi-square, ANOVA, or logistic regression.</w:t>
       </w:r>
       <w:r>
-        <w:br/>
+        <w:br w:type="textWrapping"/>
+      </w:r>
+      <w:r>
+        <w:rPr>
+          <w:rFonts w:ascii="Aptos" w:hAnsi="Aptos" w:eastAsia="ＭＳ 明朝" w:cs="Aptos" w:eastAsiaTheme="minorEastAsia" w:csTheme="minorBidi"/>
+          <w:sz w:val="21"/>
+          <w:szCs w:val="22"/>
+        </w:rPr>
         <w:t>1. Mean BMI in two independent groups: __________</w:t>
       </w:r>
       <w:r>
-        <w:br/>
+        <w:br w:type="textWrapping"/>
+      </w:r>
+      <w:r>
+        <w:rPr>
+          <w:rFonts w:ascii="Aptos" w:hAnsi="Aptos" w:eastAsia="ＭＳ 明朝" w:cs="Aptos" w:eastAsiaTheme="minorEastAsia" w:csTheme="minorBidi"/>
+          <w:sz w:val="21"/>
+          <w:szCs w:val="22"/>
+        </w:rPr>
         <w:t>2. Association between two categorical variables: __________</w:t>
       </w:r>
       <w:r>
-        <w:br/>
+        <w:br w:type="textWrapping"/>
+      </w:r>
+      <w:r>
+        <w:rPr>
+          <w:rFonts w:ascii="Aptos" w:hAnsi="Aptos" w:eastAsia="ＭＳ 明朝" w:cs="Aptos" w:eastAsiaTheme="minorEastAsia" w:csTheme="minorBidi"/>
+          <w:sz w:val="21"/>
+          <w:szCs w:val="22"/>
+        </w:rPr>
         <w:t>3. Mean systolic BP across four groups: __________</w:t>
       </w:r>
       <w:r>
-        <w:br/>
+        <w:br w:type="textWrapping"/>
+      </w:r>
+      <w:r>
+        <w:rPr>
+          <w:rFonts w:ascii="Aptos" w:hAnsi="Aptos" w:eastAsia="ＭＳ 明朝" w:cs="Aptos" w:eastAsiaTheme="minorEastAsia" w:csTheme="minorBidi"/>
+          <w:sz w:val="21"/>
+          <w:szCs w:val="22"/>
+        </w:rPr>
         <w:t>4. Binary diabetes outcome with several predictors: __________</w:t>
+      </w:r>
+    </w:p>
+    <w:p>
+      <w:pPr>
+        <w:spacing w:after="200" w:line="276" w:lineRule="auto"/>
+      </w:pPr>
+    </w:p>
+    <w:p>
+      <w:pPr>
+        <w:spacing w:after="200" w:line="276" w:lineRule="auto"/>
+      </w:pPr>
+      <w:r>
+        <w:t>## 10. Exit questions</w:t>
+      </w:r>
+    </w:p>
+    <w:p>
+      <w:r>
+        <w:t>1. Why do we inspect and clean before hypothesis testing?</w:t>
+      </w:r>
+    </w:p>
+    <w:p>
+      <w:r>
+        <w:t>The dataset should not house any empty or missing data. The data should not contain duplicated or repeated data. Some inspection practices include preliminary `summary()`, `head()`, `names()` to view the dataset as a whole before running any statistical tests.</w:t>
+      </w:r>
+    </w:p>
+    <w:p/>
+    <w:p>
+      <w:r>
+        <w:t>2. When would you choose a t-test, chi-square test, or ANOVA?</w:t>
+      </w:r>
+    </w:p>
+    <w:p>
+      <w:r>
+        <w:t xml:space="preserve">Choosing a t-test depends is useful when comparing means from two different grops and testing how much they differ statistically . A Chi-square test has more statistical significant data when working with contingency tables, large sample sizes, and categorical variables. An ANOVA test, or analysis of variance, is useful when comparing 3 or more groups, it can test the significant differences in means </w:t>
+      </w:r>
+    </w:p>
+    <w:p/>
+    <w:p>
+      <w:r>
+        <w:t>3. What does an odds ratio greater than 1 mean?</w:t>
+      </w:r>
+    </w:p>
+    <w:p>
+      <w:r>
+        <w:t>4. Why should this workshop analysis not be described as causal or as a population-weighted NHANES analysis?</w:t>
       </w:r>
     </w:p>
     <w:sectPr>
       <w:pgSz w:w="12240" w:h="15840"/>
       <w:pgMar w:top="936" w:right="1008" w:bottom="936" w:left="1008" w:header="720" w:footer="720" w:gutter="0"/>
-      <w:cols w:space="720"/>
       <w:docGrid w:linePitch="360"/>
     </w:sectPr>
   </w:body>

--- a/R_Ignite_2026_Session2_REVISED_Participant_Lab.docx
+++ b/R_Ignite_2026_Session2_REVISED_Participant_Lab.docx
@@ -60,7 +60,7 @@
           <w:szCs w:val="22"/>
           <w:u w:val="single"/>
         </w:rPr>
-        <w:t>Ben</w:t>
+        <w:t>Ben Lominyo</w:t>
       </w:r>
     </w:p>
     <w:p>
@@ -963,7 +963,7 @@
           <w:sz w:val="21"/>
           <w:szCs w:val="22"/>
         </w:rPr>
-        <w:t xml:space="preserve">Choose one predictor. OR: BMI 1.09  95% CI: [1.08, 1.11]</w:t>
+        <w:t xml:space="preserve">Choose one predictor. OR: BMI 1.09  95% CI: [1.08,1.11]</w:t>
       </w:r>
       <w:r>
         <w:br w:type="textWrapping"/>
@@ -1111,7 +1111,7 @@
           <w:sz w:val="21"/>
           <w:szCs w:val="22"/>
         </w:rPr>
-        <w:t>1. Mean BMI in two independent groups: __________</w:t>
+        <w:t>1. Mean BMI in two independent groups: T-test</w:t>
       </w:r>
       <w:r>
         <w:br w:type="textWrapping"/>
@@ -1122,7 +1122,7 @@
           <w:sz w:val="21"/>
           <w:szCs w:val="22"/>
         </w:rPr>
-        <w:t>2. Association between two categorical variables: __________</w:t>
+        <w:t>2. Association between two categorical variables: Chi-Square</w:t>
       </w:r>
       <w:r>
         <w:br w:type="textWrapping"/>
@@ -1133,7 +1133,7 @@
           <w:sz w:val="21"/>
           <w:szCs w:val="22"/>
         </w:rPr>
-        <w:t>3. Mean systolic BP across four groups: __________</w:t>
+        <w:t>3. Mean systolic BP across four groups: ANOVA</w:t>
       </w:r>
       <w:r>
         <w:br w:type="textWrapping"/>
@@ -1144,7 +1144,7 @@
           <w:sz w:val="21"/>
           <w:szCs w:val="22"/>
         </w:rPr>
-        <w:t>4. Binary diabetes outcome with several predictors: __________</w:t>
+        <w:t>4. Binary diabetes outcome with several predictors: Logistic Regression</w:t>
       </w:r>
     </w:p>
     <w:p>
@@ -1189,7 +1189,48 @@
     </w:p>
     <w:p>
       <w:r>
+        <w:t xml:space="preserve">An OR &gt; 1 means the exposure/predictor is associated with </w:t>
+      </w:r>
+      <w:r>
+        <w:rPr>
+          <w:b/>
+          <w:bCs/>
+        </w:rPr>
+        <w:t>higher odds</w:t>
+      </w:r>
+      <w:r>
+        <w:t xml:space="preserve"> of the outcome occurring, compared to the reference group (or per unit increase, for continuous predictors).</w:t>
+      </w:r>
+    </w:p>
+    <w:p>
+      <w:r>
+        <w:t xml:space="preserve"> </w:t>
+      </w:r>
+    </w:p>
+    <w:p>
+      <w:r>
+        <w:t>OR = 1 → no association (odds are the same in both groups)</w:t>
+      </w:r>
+    </w:p>
+    <w:p>
+      <w:r>
+        <w:t>OR &gt; 1 → increased odds (e.g., OR = 1.43 means 43% higher odds)</w:t>
+      </w:r>
+    </w:p>
+    <w:p>
+      <w:r>
+        <w:t>OR &lt; 1 → decreased odds (protective association)</w:t>
+      </w:r>
+    </w:p>
+    <w:p/>
+    <w:p>
+      <w:r>
         <w:t>4. Why should this workshop analysis not be described as causal or as a population-weighted NHANES analysis?</w:t>
+      </w:r>
+    </w:p>
+    <w:p>
+      <w:r>
+        <w:t>This analysis is descriptive/associative only — it uses unweighted, cross-sectional NHANES data without adjusting for the survey's complex sampling design, so results should not be interpreted as causal effects or as generalizable, population-representative estimates.</w:t>
       </w:r>
     </w:p>
     <w:sectPr>
